--- a/RGZ_SOPROMAT_work.docx
+++ b/RGZ_SOPROMAT_work.docx
@@ -75,7 +75,7 @@
                     </pic:cNvPicPr>
                   </pic:nvPicPr>
                   <pic:blipFill>
-                    <a:blip r:embed="rId4" cstate="print">
+                    <a:blip r:embed="rId6" cstate="print">
                       <a:extLst>
                         <a:ext uri="{28A0092B-C50C-407E-A947-70E740481C1C}">
                           <a14:useLocalDpi xmlns:a14="http://schemas.microsoft.com/office/drawing/2010/main" val="0"/>
@@ -1063,40 +1063,73 @@
         <w:jc w:val="center"/>
         <w:textAlignment w:val="auto"/>
         <w:rPr>
-          <w:color w:val="auto"/>
-          <w:sz w:val="28"/>
-          <w:szCs w:val="28"/>
-        </w:rPr>
-      </w:pPr>
-      <w:r>
-        <w:rPr>
-          <w:rFonts w:ascii="Arial Narrow" w:hAnsi="Arial Narrow" w:eastAsia="Arial Narrow" w:cs="Arial Narrow"/>
-          <w:color w:val="auto"/>
-          <w:sz w:val="24"/>
-          <w:szCs w:val="28"/>
-        </w:rPr>
-        <w:t xml:space="preserve">Содержание расчётно-графического задания</w:t>
-      </w:r>
+          <w:rFonts w:hint="default" w:ascii="Arial Narrow Italic" w:hAnsi="Arial Narrow Italic" w:eastAsia="Arial Narrow" w:cs="Arial Narrow Italic"/>
+          <w:b w:val="0"/>
+          <w:bCs w:val="0"/>
+          <w:i/>
+          <w:iCs/>
+          <w:color w:val="auto"/>
+          <w:sz w:val="24"/>
+          <w:szCs w:val="24"/>
+          <w:u w:val="single"/>
+        </w:rPr>
+      </w:pPr>
+      <w:r>
+        <w:rPr>
+          <w:rFonts w:hint="default" w:ascii="Arial Narrow Italic" w:hAnsi="Arial Narrow Italic" w:eastAsia="Arial Narrow" w:cs="Arial Narrow Italic"/>
+          <w:b w:val="0"/>
+          <w:bCs w:val="0"/>
+          <w:i/>
+          <w:iCs/>
+          <w:color w:val="auto"/>
+          <w:sz w:val="24"/>
+          <w:szCs w:val="24"/>
+          <w:u w:val="single"/>
+        </w:rPr>
+        <w:t>Содержание расчётно-графического задания</w:t>
+      </w:r>
+    </w:p>
+    <w:p>
+      <w:pPr>
+        <w:rPr>
+          <w:rFonts w:hint="default"/>
+        </w:rPr>
+      </w:pPr>
     </w:p>
     <w:tbl>
       <w:tblPr>
-        <w:tblStyle w:val="a8"/>
-        <w:tblpPr w:leftFromText="180" w:rightFromText="180" w:vertAnchor="text" w:tblpY="21"/>
+        <w:tblStyle w:val="4"/>
+        <w:tblpPr w:leftFromText="180" w:rightFromText="180" w:vertAnchor="text" w:tblpXSpec="center" w:tblpY="21"/>
         <w:tblW w:w="0" w:type="auto"/>
-        <w:tblLook w:val="04A0" w:firstRow="1" w:lastRow="0" w:firstColumn="1" w:lastColumn="0" w:noHBand="0" w:noVBand="1"/>
+        <w:jc w:val="center"/>
+        <w:tblBorders>
+          <w:top w:val="single" w:color="auto" w:sz="4" w:space="0"/>
+          <w:left w:val="single" w:color="auto" w:sz="4" w:space="0"/>
+          <w:bottom w:val="single" w:color="auto" w:sz="4" w:space="0"/>
+          <w:right w:val="single" w:color="auto" w:sz="4" w:space="0"/>
+          <w:insideH w:val="single" w:color="auto" w:sz="4" w:space="0"/>
+          <w:insideV w:val="single" w:color="auto" w:sz="4" w:space="0"/>
+        </w:tblBorders>
+        <w:tblLayout w:type="autofit"/>
+        <w:tblCellMar>
+          <w:top w:w="0" w:type="dxa"/>
+          <w:left w:w="108" w:type="dxa"/>
+          <w:bottom w:w="0" w:type="dxa"/>
+          <w:right w:w="108" w:type="dxa"/>
+        </w:tblCellMar>
       </w:tblPr>
       <w:tblGrid>
-        <w:gridCol w:w="8198"/>
-        <w:gridCol w:w="1029"/>
+        <w:gridCol w:w="8511"/>
+        <w:gridCol w:w="1068"/>
       </w:tblGrid>
       <w:tr>
+        <w:trPr>
+          <w:trHeight w:val="419" w:hRule="atLeast"/>
+          <w:jc w:val="center"/>
+        </w:trPr>
         <w:tc>
           <w:tcPr>
-            <w:tcW w:w="8198" w:type="dxa"/>
-            <w:tcBorders>
-              <w:top w:val="single" w:sz="12" w:space="0" w:color="auto"/>
-              <w:left w:val="single" w:sz="12" w:space="0" w:color="auto"/>
-            </w:tcBorders>
+            <w:tcW w:w="8511" w:type="dxa"/>
             <w:vAlign w:val="center"/>
           </w:tcPr>
           <w:p>
@@ -1125,11 +1158,7 @@
         </w:tc>
         <w:tc>
           <w:tcPr>
-            <w:tcW w:w="1029" w:type="dxa"/>
-            <w:tcBorders>
-              <w:top w:val="single" w:sz="12" w:space="0" w:color="auto"/>
-              <w:right w:val="single" w:sz="12" w:space="0" w:color="auto"/>
-            </w:tcBorders>
+            <w:tcW w:w="1068" w:type="dxa"/>
             <w:vAlign w:val="center"/>
           </w:tcPr>
           <w:p>
@@ -1157,14 +1186,14 @@
           </w:p>
         </w:tc>
       </w:tr>
-      <w:bookmarkEnd w:id="1"/>
       <w:tr>
+        <w:trPr>
+          <w:trHeight w:val="419" w:hRule="atLeast"/>
+          <w:jc w:val="center"/>
+        </w:trPr>
         <w:tc>
           <w:tcPr>
-            <w:tcW w:w="8198" w:type="dxa"/>
-            <w:tcBorders>
-              <w:left w:val="single" w:sz="12" w:space="0" w:color="auto"/>
-            </w:tcBorders>
+            <w:tcW w:w="8511" w:type="dxa"/>
           </w:tcPr>
           <w:p>
             <w:pPr>
@@ -1186,16 +1215,13 @@
                 <w:sz w:val="24"/>
                 <w:szCs w:val="24"/>
               </w:rPr>
-              <w:t xml:space="preserve">Содержание расчётно-графического задания</w:t>
+              <w:t>Содержание расчётно-графического задания</w:t>
             </w:r>
           </w:p>
         </w:tc>
         <w:tc>
           <w:tcPr>
-            <w:tcW w:w="1029" w:type="dxa"/>
-            <w:tcBorders>
-              <w:right w:val="single" w:sz="12" w:space="0" w:color="auto"/>
-            </w:tcBorders>
+            <w:tcW w:w="1068" w:type="dxa"/>
             <w:vAlign w:val="center"/>
           </w:tcPr>
           <w:p>
@@ -1218,18 +1244,19 @@
                 <w:sz w:val="24"/>
                 <w:szCs w:val="24"/>
               </w:rPr>
-              <w:t xml:space="preserve">2</w:t>
+              <w:t>2</w:t>
             </w:r>
           </w:p>
         </w:tc>
       </w:tr>
       <w:tr>
+        <w:trPr>
+          <w:trHeight w:val="419" w:hRule="atLeast"/>
+          <w:jc w:val="center"/>
+        </w:trPr>
         <w:tc>
           <w:tcPr>
-            <w:tcW w:w="8198" w:type="dxa"/>
-            <w:tcBorders>
-              <w:left w:val="single" w:sz="12" w:space="0" w:color="auto"/>
-            </w:tcBorders>
+            <w:tcW w:w="8511" w:type="dxa"/>
           </w:tcPr>
           <w:p>
             <w:pPr>
@@ -1251,16 +1278,13 @@
                 <w:sz w:val="24"/>
                 <w:szCs w:val="24"/>
               </w:rPr>
-              <w:t xml:space="preserve">Данные для выполнения расчётно-графического задания</w:t>
+              <w:t>Данные для выполнения расчётно-графического задания</w:t>
             </w:r>
           </w:p>
         </w:tc>
         <w:tc>
           <w:tcPr>
-            <w:tcW w:w="1029" w:type="dxa"/>
-            <w:tcBorders>
-              <w:right w:val="single" w:sz="12" w:space="0" w:color="auto"/>
-            </w:tcBorders>
+            <w:tcW w:w="1068" w:type="dxa"/>
             <w:vAlign w:val="center"/>
           </w:tcPr>
           <w:p>
@@ -1283,18 +1307,19 @@
                 <w:sz w:val="24"/>
                 <w:szCs w:val="24"/>
               </w:rPr>
-              <w:t xml:space="preserve">3</w:t>
+              <w:t>3</w:t>
             </w:r>
           </w:p>
         </w:tc>
       </w:tr>
       <w:tr>
+        <w:trPr>
+          <w:trHeight w:val="419" w:hRule="atLeast"/>
+          <w:jc w:val="center"/>
+        </w:trPr>
         <w:tc>
           <w:tcPr>
-            <w:tcW w:w="8198" w:type="dxa"/>
-            <w:tcBorders>
-              <w:left w:val="single" w:sz="12" w:space="0" w:color="auto"/>
-            </w:tcBorders>
+            <w:tcW w:w="8511" w:type="dxa"/>
           </w:tcPr>
           <w:p>
             <w:pPr>
@@ -1316,16 +1341,13 @@
                 <w:sz w:val="24"/>
                 <w:szCs w:val="24"/>
               </w:rPr>
-              <w:t xml:space="preserve">1. Центральное растяжение и сжатие ступенчатых стержней</w:t>
+              <w:t>1. Центральное растяжение и сжатие ступенчатых стержней</w:t>
             </w:r>
           </w:p>
         </w:tc>
         <w:tc>
           <w:tcPr>
-            <w:tcW w:w="1029" w:type="dxa"/>
-            <w:tcBorders>
-              <w:right w:val="single" w:sz="12" w:space="0" w:color="auto"/>
-            </w:tcBorders>
+            <w:tcW w:w="1068" w:type="dxa"/>
             <w:vAlign w:val="center"/>
           </w:tcPr>
           <w:p>
@@ -1348,18 +1370,19 @@
                 <w:sz w:val="24"/>
                 <w:szCs w:val="24"/>
               </w:rPr>
-              <w:t xml:space="preserve">4</w:t>
+              <w:t>4</w:t>
             </w:r>
           </w:p>
         </w:tc>
       </w:tr>
       <w:tr>
+        <w:trPr>
+          <w:trHeight w:val="419" w:hRule="atLeast"/>
+          <w:jc w:val="center"/>
+        </w:trPr>
         <w:tc>
           <w:tcPr>
-            <w:tcW w:w="8198" w:type="dxa"/>
-            <w:tcBorders>
-              <w:left w:val="single" w:sz="12" w:space="0" w:color="auto"/>
-            </w:tcBorders>
+            <w:tcW w:w="8511" w:type="dxa"/>
           </w:tcPr>
           <w:p>
             <w:pPr>
@@ -1381,16 +1404,13 @@
                 <w:sz w:val="24"/>
                 <w:szCs w:val="24"/>
               </w:rPr>
-              <w:t xml:space="preserve">2. Статически неопределимые стержневые системы</w:t>
+              <w:t>2. Статически неопределимые стержневые системы</w:t>
             </w:r>
           </w:p>
         </w:tc>
         <w:tc>
           <w:tcPr>
-            <w:tcW w:w="1029" w:type="dxa"/>
-            <w:tcBorders>
-              <w:right w:val="single" w:sz="12" w:space="0" w:color="auto"/>
-            </w:tcBorders>
+            <w:tcW w:w="1068" w:type="dxa"/>
             <w:vAlign w:val="center"/>
           </w:tcPr>
           <w:p>
@@ -1413,18 +1433,19 @@
                 <w:sz w:val="24"/>
                 <w:szCs w:val="24"/>
               </w:rPr>
-              <w:t xml:space="preserve">7</w:t>
+              <w:t>7</w:t>
             </w:r>
           </w:p>
         </w:tc>
       </w:tr>
       <w:tr>
+        <w:trPr>
+          <w:trHeight w:val="419" w:hRule="atLeast"/>
+          <w:jc w:val="center"/>
+        </w:trPr>
         <w:tc>
           <w:tcPr>
-            <w:tcW w:w="8198" w:type="dxa"/>
-            <w:tcBorders>
-              <w:left w:val="single" w:sz="12" w:space="0" w:color="auto"/>
-            </w:tcBorders>
+            <w:tcW w:w="8511" w:type="dxa"/>
           </w:tcPr>
           <w:p>
             <w:pPr>
@@ -1446,16 +1467,13 @@
                 <w:sz w:val="24"/>
                 <w:szCs w:val="24"/>
               </w:rPr>
-              <w:t xml:space="preserve">3. Круглые валы</w:t>
+              <w:t>3. Круглые валы</w:t>
             </w:r>
           </w:p>
         </w:tc>
         <w:tc>
           <w:tcPr>
-            <w:tcW w:w="1029" w:type="dxa"/>
-            <w:tcBorders>
-              <w:right w:val="single" w:sz="12" w:space="0" w:color="auto"/>
-            </w:tcBorders>
+            <w:tcW w:w="1068" w:type="dxa"/>
             <w:vAlign w:val="center"/>
           </w:tcPr>
           <w:p>
@@ -1478,18 +1496,19 @@
                 <w:sz w:val="24"/>
                 <w:szCs w:val="24"/>
               </w:rPr>
-              <w:t xml:space="preserve">9</w:t>
+              <w:t>9</w:t>
             </w:r>
           </w:p>
         </w:tc>
       </w:tr>
       <w:tr>
+        <w:trPr>
+          <w:trHeight w:val="419" w:hRule="atLeast"/>
+          <w:jc w:val="center"/>
+        </w:trPr>
         <w:tc>
           <w:tcPr>
-            <w:tcW w:w="8198" w:type="dxa"/>
-            <w:tcBorders>
-              <w:left w:val="single" w:sz="12" w:space="0" w:color="auto"/>
-            </w:tcBorders>
+            <w:tcW w:w="8511" w:type="dxa"/>
           </w:tcPr>
           <w:p>
             <w:pPr>
@@ -1511,16 +1530,13 @@
                 <w:sz w:val="24"/>
                 <w:szCs w:val="24"/>
               </w:rPr>
-              <w:t xml:space="preserve">4. Расчёт балок на прочность и жёсткость</w:t>
+              <w:t>4. Расчёт балок на прочность и жёсткость</w:t>
             </w:r>
           </w:p>
         </w:tc>
         <w:tc>
           <w:tcPr>
-            <w:tcW w:w="1029" w:type="dxa"/>
-            <w:tcBorders>
-              <w:right w:val="single" w:sz="12" w:space="0" w:color="auto"/>
-            </w:tcBorders>
+            <w:tcW w:w="1068" w:type="dxa"/>
             <w:vAlign w:val="center"/>
           </w:tcPr>
           <w:p>
@@ -1543,18 +1559,19 @@
                 <w:sz w:val="24"/>
                 <w:szCs w:val="24"/>
               </w:rPr>
-              <w:t xml:space="preserve">10</w:t>
+              <w:t>10</w:t>
             </w:r>
           </w:p>
         </w:tc>
       </w:tr>
       <w:tr>
+        <w:trPr>
+          <w:trHeight w:val="429" w:hRule="atLeast"/>
+          <w:jc w:val="center"/>
+        </w:trPr>
         <w:tc>
           <w:tcPr>
-            <w:tcW w:w="8198" w:type="dxa"/>
-            <w:tcBorders>
-              <w:left w:val="single" w:sz="12" w:space="0" w:color="auto"/>
-            </w:tcBorders>
+            <w:tcW w:w="8511" w:type="dxa"/>
           </w:tcPr>
           <w:p>
             <w:pPr>
@@ -1576,16 +1593,13 @@
                 <w:sz w:val="24"/>
                 <w:szCs w:val="24"/>
               </w:rPr>
-              <w:t xml:space="preserve">Алгоритм решения</w:t>
+              <w:t>Алгоритм решения</w:t>
             </w:r>
           </w:p>
         </w:tc>
         <w:tc>
           <w:tcPr>
-            <w:tcW w:w="1029" w:type="dxa"/>
-            <w:tcBorders>
-              <w:right w:val="single" w:sz="12" w:space="0" w:color="auto"/>
-            </w:tcBorders>
+            <w:tcW w:w="1068" w:type="dxa"/>
             <w:vAlign w:val="center"/>
           </w:tcPr>
           <w:p>
@@ -1608,7 +1622,7 @@
                 <w:sz w:val="24"/>
                 <w:szCs w:val="24"/>
               </w:rPr>
-              <w:t xml:space="preserve">13</w:t>
+              <w:t>13</w:t>
             </w:r>
           </w:p>
         </w:tc>
@@ -1659,19 +1673,28 @@
         <w:jc w:val="center"/>
         <w:textAlignment w:val="auto"/>
         <w:rPr>
-          <w:color w:val="auto"/>
-          <w:sz w:val="28"/>
-          <w:szCs w:val="28"/>
-        </w:rPr>
-      </w:pPr>
-      <w:r>
-        <w:rPr>
-          <w:rFonts w:ascii="Arial Narrow" w:hAnsi="Arial Narrow" w:eastAsia="Arial Narrow" w:cs="Arial Narrow"/>
-          <w:color w:val="auto"/>
-          <w:sz w:val="24"/>
-          <w:szCs w:val="28"/>
-        </w:rPr>
-        <w:t xml:space="preserve">Данные для выполнения расчётно-графического задания</w:t>
+          <w:rFonts w:hint="default" w:ascii="Arial Narrow Bold Italic" w:hAnsi="Arial Narrow Bold Italic" w:cs="Arial Narrow Bold Italic"/>
+          <w:b/>
+          <w:bCs/>
+          <w:i/>
+          <w:iCs/>
+          <w:color w:val="auto"/>
+          <w:sz w:val="28"/>
+          <w:szCs w:val="28"/>
+        </w:rPr>
+      </w:pPr>
+      <w:r>
+        <w:rPr>
+          <w:rFonts w:hint="default" w:ascii="Arial Narrow Bold Italic" w:hAnsi="Arial Narrow Bold Italic" w:eastAsia="Arial Narrow" w:cs="Arial Narrow Bold Italic"/>
+          <w:b/>
+          <w:bCs/>
+          <w:i/>
+          <w:iCs/>
+          <w:color w:val="auto"/>
+          <w:sz w:val="24"/>
+          <w:szCs w:val="28"/>
+        </w:rPr>
+        <w:t>Данные для выполнения расчётно-графического задания</w:t>
       </w:r>
     </w:p>
     <w:p>
@@ -1705,7 +1728,7 @@
           <w:sz w:val="24"/>
           <w:szCs w:val="28"/>
         </w:rPr>
-        <w:t xml:space="preserve">1. Центральное растяжение и сжатие ступенчатых стержней.</w:t>
+        <w:t>1. Центральное растяжение и сжатие ступенчатых стержней.</w:t>
       </w:r>
     </w:p>
     <w:p>
@@ -1739,7 +1762,7 @@
           <w:sz w:val="24"/>
           <w:szCs w:val="28"/>
         </w:rPr>
-        <w:t xml:space="preserve">Дано: схема ступенчатого стержня с обозначениями нагрузок №9 (рис. 1); a = 1 м; [σp] = 160 МПа; [σc] = 60 МПа; a1 = 1; a2 = 2; q = 100 кН/м.</w:t>
+        <w:t>Дано: схема ступенчатого стержня с обозначениями нагрузок №9 (рис. 1); a = 1 м; [σp] = 160 МПа; [σc] = 60 МПа; a1 = 1; a2 = 2; q = 100 кН/м.</w:t>
       </w:r>
     </w:p>
     <w:p>
@@ -1773,8 +1796,10 @@
           <w:sz w:val="24"/>
           <w:szCs w:val="28"/>
         </w:rPr>
-        <w:t xml:space="preserve">2. Статически неопределимые стержневые системы.</w:t>
-      </w:r>
+        <w:t>2. Статически неопределимые стержневые системы.</w:t>
+      </w:r>
+      <w:bookmarkStart w:id="1" w:name="_GoBack"/>
+      <w:bookmarkEnd w:id="1"/>
     </w:p>
     <w:p>
       <w:pPr>
@@ -1807,7 +1832,7 @@
           <w:sz w:val="24"/>
           <w:szCs w:val="28"/>
         </w:rPr>
-        <w:t xml:space="preserve">Дано: схема статически неопределимой стержневой системы №9 (рис. 2); [σ] = 160 МПа; F = 1000 кН; A2/A1 = 1,2.</w:t>
+        <w:t>Дано: схема статически неопределимой стержневой системы №9 (рис. 2); [σ] = 160 МПа; F = 1000 кН; A2/A1 = 1,2.</w:t>
       </w:r>
     </w:p>
     <w:p>
@@ -1841,7 +1866,7 @@
           <w:sz w:val="24"/>
           <w:szCs w:val="28"/>
         </w:rPr>
-        <w:t xml:space="preserve">3. Круглые валы.</w:t>
+        <w:t>3. Круглые валы.</w:t>
       </w:r>
     </w:p>
     <w:p>
@@ -1875,7 +1900,7 @@
           <w:sz w:val="24"/>
           <w:szCs w:val="28"/>
         </w:rPr>
-        <w:t xml:space="preserve">Дано: схема стального вала со значениями моментов №9 (рис. 3); [τ] = 50 МПа; [θ] = 8 мрад/м; G = 80 ГПа; a = 0,2 м.</w:t>
+        <w:t>Дано: схема стального вала со значениями моментов №9 (рис. 3); [τ] = 50 МПа; [θ] = 8 мрад/м; G = 80 ГПа; a = 0,2 м.</w:t>
       </w:r>
     </w:p>
     <w:p>
@@ -1909,7 +1934,7 @@
           <w:sz w:val="24"/>
           <w:szCs w:val="28"/>
         </w:rPr>
-        <w:t xml:space="preserve">4. Расчёт балок на прочность и жёсткость.</w:t>
+        <w:t>4. Расчёт балок на прочность и жёсткость.</w:t>
       </w:r>
     </w:p>
     <w:p>
@@ -1943,7 +1968,7 @@
           <w:sz w:val="24"/>
           <w:szCs w:val="28"/>
         </w:rPr>
-        <w:t xml:space="preserve">Дано: расчётные схемы стальных балок №9 (рис. 4); [σ] = 160 МПа; KF = 2; KM = 2; q = 20 кН/м; a = 1 м; F = 40 кН; M = 40 кН·м; l/[f] = 800.</w:t>
+        <w:t>Дано: расчётные схемы стальных балок №9 (рис. 4); [σ] = 160 МПа; KF = 2; KM = 2; q = 20 кН/м; a = 1 м; F = 40 кН; M = 40 кН·м; l/[f] = 800.</w:t>
       </w:r>
     </w:p>
     <w:p>
@@ -1968,7 +1993,7 @@
           <w:szCs w:val="28"/>
         </w:rPr>
       </w:pPr>
-      <w:r xmlns:a="http://schemas.openxmlformats.org/drawingml/2006/main" xmlns:pic="http://schemas.openxmlformats.org/drawingml/2006/picture">
+      <w:r>
         <w:rPr>
           <w:rFonts w:ascii="Arial Narrow" w:hAnsi="Arial Narrow" w:eastAsia="Arial Narrow" w:cs="Arial Narrow"/>
           <w:color w:val="auto"/>
@@ -1977,15 +2002,15 @@
         </w:rPr>
         <w:drawing>
           <wp:inline distT="0" distB="0" distL="114300" distR="114300">
-            <wp:extent cx="2880000" cy="1226880"/>
+            <wp:extent cx="2879725" cy="1226820"/>
             <wp:effectExtent l="0" t="0" r="0" b="0"/>
             <wp:docPr id="1001" name="Picture 1001"/>
             <wp:cNvGraphicFramePr>
-              <a:graphicFrameLocks noChangeAspect="1"/>
+              <a:graphicFrameLocks xmlns:a="http://schemas.openxmlformats.org/drawingml/2006/main" noChangeAspect="1"/>
             </wp:cNvGraphicFramePr>
-            <a:graphic>
+            <a:graphic xmlns:a="http://schemas.openxmlformats.org/drawingml/2006/main">
               <a:graphicData uri="http://schemas.openxmlformats.org/drawingml/2006/picture">
-                <pic:pic>
+                <pic:pic xmlns:pic="http://schemas.openxmlformats.org/drawingml/2006/picture">
                   <pic:nvPicPr>
                     <pic:cNvPr id="1001" name="Picture 1001"/>
                     <pic:cNvPicPr>
@@ -1993,7 +2018,7 @@
                     </pic:cNvPicPr>
                   </pic:nvPicPr>
                   <pic:blipFill>
-                    <a:blip r:embed="rId13"/>
+                    <a:blip r:embed="rId7"/>
                     <a:stretch>
                       <a:fillRect/>
                     </a:stretch>
@@ -2044,7 +2069,7 @@
           <w:sz w:val="24"/>
           <w:szCs w:val="28"/>
         </w:rPr>
-        <w:t xml:space="preserve">Рисунок 1 — Схема для задания №1.</w:t>
+        <w:t>Рисунок 1 — Схема для задания №1.</w:t>
       </w:r>
     </w:p>
     <w:p>
@@ -2069,7 +2094,7 @@
           <w:szCs w:val="28"/>
         </w:rPr>
       </w:pPr>
-      <w:r xmlns:a="http://schemas.openxmlformats.org/drawingml/2006/main" xmlns:pic="http://schemas.openxmlformats.org/drawingml/2006/picture">
+      <w:r>
         <w:rPr>
           <w:rFonts w:ascii="Arial Narrow" w:hAnsi="Arial Narrow" w:eastAsia="Arial Narrow" w:cs="Arial Narrow"/>
           <w:color w:val="auto"/>
@@ -2078,15 +2103,15 @@
         </w:rPr>
         <w:drawing>
           <wp:inline distT="0" distB="0" distL="114300" distR="114300">
-            <wp:extent cx="2880000" cy="2496960"/>
+            <wp:extent cx="2879725" cy="2496820"/>
             <wp:effectExtent l="0" t="0" r="0" b="0"/>
             <wp:docPr id="1002" name="Picture 1002"/>
             <wp:cNvGraphicFramePr>
-              <a:graphicFrameLocks noChangeAspect="1"/>
+              <a:graphicFrameLocks xmlns:a="http://schemas.openxmlformats.org/drawingml/2006/main" noChangeAspect="1"/>
             </wp:cNvGraphicFramePr>
-            <a:graphic>
+            <a:graphic xmlns:a="http://schemas.openxmlformats.org/drawingml/2006/main">
               <a:graphicData uri="http://schemas.openxmlformats.org/drawingml/2006/picture">
-                <pic:pic>
+                <pic:pic xmlns:pic="http://schemas.openxmlformats.org/drawingml/2006/picture">
                   <pic:nvPicPr>
                     <pic:cNvPr id="1002" name="Picture 1002"/>
                     <pic:cNvPicPr>
@@ -2094,7 +2119,7 @@
                     </pic:cNvPicPr>
                   </pic:nvPicPr>
                   <pic:blipFill>
-                    <a:blip r:embed="rId14"/>
+                    <a:blip r:embed="rId8"/>
                     <a:stretch>
                       <a:fillRect/>
                     </a:stretch>
@@ -2145,7 +2170,7 @@
           <w:sz w:val="24"/>
           <w:szCs w:val="28"/>
         </w:rPr>
-        <w:t xml:space="preserve">Рисунок 2 — Схема для задания №2.</w:t>
+        <w:t>Рисунок 2 — Схема для задания №2.</w:t>
       </w:r>
     </w:p>
     <w:p>
@@ -2170,7 +2195,7 @@
           <w:szCs w:val="28"/>
         </w:rPr>
       </w:pPr>
-      <w:r xmlns:a="http://schemas.openxmlformats.org/drawingml/2006/main" xmlns:pic="http://schemas.openxmlformats.org/drawingml/2006/picture">
+      <w:r>
         <w:rPr>
           <w:rFonts w:ascii="Arial Narrow" w:hAnsi="Arial Narrow" w:eastAsia="Arial Narrow" w:cs="Arial Narrow"/>
           <w:color w:val="auto"/>
@@ -2179,15 +2204,15 @@
         </w:rPr>
         <w:drawing>
           <wp:inline distT="0" distB="0" distL="114300" distR="114300">
-            <wp:extent cx="2880000" cy="1160640"/>
+            <wp:extent cx="2879725" cy="1160145"/>
             <wp:effectExtent l="0" t="0" r="0" b="0"/>
             <wp:docPr id="1003" name="Picture 1003"/>
             <wp:cNvGraphicFramePr>
-              <a:graphicFrameLocks noChangeAspect="1"/>
+              <a:graphicFrameLocks xmlns:a="http://schemas.openxmlformats.org/drawingml/2006/main" noChangeAspect="1"/>
             </wp:cNvGraphicFramePr>
-            <a:graphic>
+            <a:graphic xmlns:a="http://schemas.openxmlformats.org/drawingml/2006/main">
               <a:graphicData uri="http://schemas.openxmlformats.org/drawingml/2006/picture">
-                <pic:pic>
+                <pic:pic xmlns:pic="http://schemas.openxmlformats.org/drawingml/2006/picture">
                   <pic:nvPicPr>
                     <pic:cNvPr id="1003" name="Picture 1003"/>
                     <pic:cNvPicPr>
@@ -2195,7 +2220,7 @@
                     </pic:cNvPicPr>
                   </pic:nvPicPr>
                   <pic:blipFill>
-                    <a:blip r:embed="rId15"/>
+                    <a:blip r:embed="rId9"/>
                     <a:stretch>
                       <a:fillRect/>
                     </a:stretch>
@@ -2246,7 +2271,7 @@
           <w:sz w:val="24"/>
           <w:szCs w:val="28"/>
         </w:rPr>
-        <w:t xml:space="preserve">Рисунок 3 — Схема для задания №3.</w:t>
+        <w:t>Рисунок 3 — Схема для задания №3.</w:t>
       </w:r>
     </w:p>
     <w:p>
@@ -2271,7 +2296,7 @@
           <w:szCs w:val="28"/>
         </w:rPr>
       </w:pPr>
-      <w:r xmlns:a="http://schemas.openxmlformats.org/drawingml/2006/main" xmlns:pic="http://schemas.openxmlformats.org/drawingml/2006/picture">
+      <w:r>
         <w:rPr>
           <w:rFonts w:ascii="Arial Narrow" w:hAnsi="Arial Narrow" w:eastAsia="Arial Narrow" w:cs="Arial Narrow"/>
           <w:color w:val="auto"/>
@@ -2280,15 +2305,15 @@
         </w:rPr>
         <w:drawing>
           <wp:inline distT="0" distB="0" distL="114300" distR="114300">
-            <wp:extent cx="2880000" cy="2603520"/>
+            <wp:extent cx="2879725" cy="2603500"/>
             <wp:effectExtent l="0" t="0" r="0" b="0"/>
             <wp:docPr id="1004" name="Picture 1004"/>
             <wp:cNvGraphicFramePr>
-              <a:graphicFrameLocks noChangeAspect="1"/>
+              <a:graphicFrameLocks xmlns:a="http://schemas.openxmlformats.org/drawingml/2006/main" noChangeAspect="1"/>
             </wp:cNvGraphicFramePr>
-            <a:graphic>
+            <a:graphic xmlns:a="http://schemas.openxmlformats.org/drawingml/2006/main">
               <a:graphicData uri="http://schemas.openxmlformats.org/drawingml/2006/picture">
-                <pic:pic>
+                <pic:pic xmlns:pic="http://schemas.openxmlformats.org/drawingml/2006/picture">
                   <pic:nvPicPr>
                     <pic:cNvPr id="1004" name="Picture 1004"/>
                     <pic:cNvPicPr>
@@ -2296,7 +2321,7 @@
                     </pic:cNvPicPr>
                   </pic:nvPicPr>
                   <pic:blipFill>
-                    <a:blip r:embed="rId16"/>
+                    <a:blip r:embed="rId10"/>
                     <a:stretch>
                       <a:fillRect/>
                     </a:stretch>
@@ -2347,7 +2372,7 @@
           <w:sz w:val="24"/>
           <w:szCs w:val="28"/>
         </w:rPr>
-        <w:t xml:space="preserve">Рисунок 4 — Схема для задания №4.</w:t>
+        <w:t>Рисунок 4 — Схема для задания №4.</w:t>
       </w:r>
     </w:p>
     <w:p>
@@ -2421,8 +2446,8 @@
         </w:tblCellMar>
       </w:tblPr>
       <w:tblGrid>
-        <w:gridCol w:w="4736"/>
-        <w:gridCol w:w="4737"/>
+        <w:gridCol w:w="4844"/>
+        <w:gridCol w:w="4844"/>
       </w:tblGrid>
       <w:tr>
         <w:trPr>
@@ -2871,7 +2896,7 @@
           <w:sz w:val="24"/>
           <w:szCs w:val="28"/>
         </w:rPr>
-        <w:t xml:space="preserve">Расчётно-графическое задание</w:t>
+        <w:t>Расчётно-графическое задание</w:t>
       </w:r>
     </w:p>
     <w:p>
@@ -2905,7 +2930,7 @@
           <w:sz w:val="24"/>
           <w:szCs w:val="28"/>
         </w:rPr>
-        <w:t xml:space="preserve">Выдал: профессор кафедры механики Будилов Игорь Николаевич</w:t>
+        <w:t>Выдал: профессор кафедры механики Будилов Игорь Николаевич</w:t>
       </w:r>
     </w:p>
     <w:p>
@@ -2939,7 +2964,7 @@
           <w:sz w:val="24"/>
           <w:szCs w:val="28"/>
         </w:rPr>
-        <w:t xml:space="preserve">Получил: студент гр. АГС-23-2 Мокрецова Анна Николаевна</w:t>
+        <w:t>Получил: студент гр. АГС-23-2 Мокрецова Анна Николаевна</w:t>
       </w:r>
     </w:p>
     <w:p>
@@ -2999,7 +3024,7 @@
           <w:sz w:val="24"/>
           <w:szCs w:val="28"/>
         </w:rPr>
-        <w:t xml:space="preserve">1. Центральное растяжение и сжатие ступенчатых стержней</w:t>
+        <w:t>1. Центральное растяжение и сжатие ступенчатых стержней</w:t>
       </w:r>
     </w:p>
     <w:p>
@@ -3033,7 +3058,7 @@
           <w:sz w:val="24"/>
           <w:szCs w:val="28"/>
         </w:rPr>
-        <w:t xml:space="preserve">Для ступенчатого стержня (рис. 5) при осевых нагрузках F1 = a1qa, F2 = a2qa требуется:</w:t>
+        <w:t>Для ступенчатого стержня (рис. 5) при осевых нагрузках F1 = a1qa, F2 = a2qa требуется:</w:t>
       </w:r>
     </w:p>
     <w:p>
@@ -3067,7 +3092,7 @@
           <w:sz w:val="24"/>
           <w:szCs w:val="28"/>
         </w:rPr>
-        <w:t xml:space="preserve">1. Вычертить в масштабе расчётную схему стержня.</w:t>
+        <w:t>1. Вычертить в масштабе расчётную схему стержня.</w:t>
       </w:r>
     </w:p>
     <w:p>
@@ -3101,7 +3126,7 @@
           <w:sz w:val="24"/>
           <w:szCs w:val="28"/>
         </w:rPr>
-        <w:t xml:space="preserve">2. Определить реактивную осевую силу в опорном сечении.</w:t>
+        <w:t>2. Определить реактивную осевую силу в опорном сечении.</w:t>
       </w:r>
     </w:p>
     <w:p>
@@ -3135,7 +3160,7 @@
           <w:sz w:val="24"/>
           <w:szCs w:val="28"/>
         </w:rPr>
-        <w:t xml:space="preserve">3. Определить продольные силы Nz, нормальные напряжения σz и перемещения в характерных точках и построить их эпюры.</w:t>
+        <w:t>3. Определить продольные силы Nz, нормальные напряжения σz и перемещения в характерных точках и построить их эпюры.</w:t>
       </w:r>
     </w:p>
     <w:p>
@@ -3169,7 +3194,7 @@
           <w:sz w:val="24"/>
           <w:szCs w:val="28"/>
         </w:rPr>
-        <w:t xml:space="preserve">4. Определить опасное сечение и подобрать необходимую площадь A стержня из условия прочности на растяжение или сжатие.</w:t>
+        <w:t>4. Определить опасное сечение и подобрать необходимую площадь A стержня из условия прочности на растяжение или сжатие.</w:t>
       </w:r>
     </w:p>
     <w:p>
@@ -3194,7 +3219,7 @@
           <w:szCs w:val="28"/>
         </w:rPr>
       </w:pPr>
-      <w:r xmlns:a="http://schemas.openxmlformats.org/drawingml/2006/main" xmlns:pic="http://schemas.openxmlformats.org/drawingml/2006/picture">
+      <w:r>
         <w:rPr>
           <w:rFonts w:ascii="Arial Narrow" w:hAnsi="Arial Narrow" w:eastAsia="Arial Narrow" w:cs="Arial Narrow"/>
           <w:color w:val="auto"/>
@@ -3203,15 +3228,15 @@
         </w:rPr>
         <w:drawing>
           <wp:inline distT="0" distB="0" distL="114300" distR="114300">
-            <wp:extent cx="4680000" cy="1993680"/>
+            <wp:extent cx="4679950" cy="1993265"/>
             <wp:effectExtent l="0" t="0" r="0" b="0"/>
             <wp:docPr id="1005" name="Picture 1005"/>
             <wp:cNvGraphicFramePr>
-              <a:graphicFrameLocks noChangeAspect="1"/>
+              <a:graphicFrameLocks xmlns:a="http://schemas.openxmlformats.org/drawingml/2006/main" noChangeAspect="1"/>
             </wp:cNvGraphicFramePr>
-            <a:graphic>
+            <a:graphic xmlns:a="http://schemas.openxmlformats.org/drawingml/2006/main">
               <a:graphicData uri="http://schemas.openxmlformats.org/drawingml/2006/picture">
-                <pic:pic>
+                <pic:pic xmlns:pic="http://schemas.openxmlformats.org/drawingml/2006/picture">
                   <pic:nvPicPr>
                     <pic:cNvPr id="1005" name="Picture 1005"/>
                     <pic:cNvPicPr>
@@ -3219,7 +3244,7 @@
                     </pic:cNvPicPr>
                   </pic:nvPicPr>
                   <pic:blipFill>
-                    <a:blip r:embed="rId13"/>
+                    <a:blip r:embed="rId7"/>
                     <a:stretch>
                       <a:fillRect/>
                     </a:stretch>
@@ -3270,7 +3295,7 @@
           <w:sz w:val="24"/>
           <w:szCs w:val="28"/>
         </w:rPr>
-        <w:t xml:space="preserve">Рисунок 5 — Схема №9.</w:t>
+        <w:t>Рисунок 5 — Схема №9.</w:t>
       </w:r>
     </w:p>
     <w:p>
@@ -3304,7 +3329,7 @@
           <w:sz w:val="24"/>
           <w:szCs w:val="28"/>
         </w:rPr>
-        <w:t xml:space="preserve">Дано: схема ступенчатого стержня с обозначениями нагрузок №9 (рис. 5); a = 1 м; [σp] = 160 МПа; [σc] = 60 МПа; a1 = 1; a2 = 2; q = 100 кН/м.</w:t>
+        <w:t>Дано: схема ступенчатого стержня с обозначениями нагрузок №9 (рис. 5); a = 1 м; [σp] = 160 МПа; [σc] = 60 МПа; a1 = 1; a2 = 2; q = 100 кН/м.</w:t>
       </w:r>
     </w:p>
     <w:p>
@@ -3364,7 +3389,7 @@
           <w:sz w:val="24"/>
           <w:szCs w:val="28"/>
         </w:rPr>
-        <w:t xml:space="preserve">Решение</w:t>
+        <w:t>Решение</w:t>
       </w:r>
     </w:p>
     <w:p>
@@ -3607,7 +3632,7 @@
             <w:szCs w:val="28"/>
             <w:lang w:val="ru-RU" w:bidi="ar-SA"/>
           </w:rPr>
-          <m:t>ωB = 0; ωC = ∫0²(-100+100x)dx/(EA)=0; ωD = ωC + ∫2³(500-200x)dx/(4EA)=0; ωE = -100/(3EA);</m:t>
+          <m:t>ωB = 0; ωC = ∫0²(−100+100x)dx/(EA)=0; ωD = ωC + ∫2³(500−200x)dx/(4EA)=0; ωE = −100/(3EA);</m:t>
         </m:r>
       </m:oMath>
       <w:r>
@@ -3643,7 +3668,7 @@
           <w:szCs w:val="28"/>
         </w:rPr>
       </w:pPr>
-      <w:r xmlns:a="http://schemas.openxmlformats.org/drawingml/2006/main" xmlns:pic="http://schemas.openxmlformats.org/drawingml/2006/picture">
+      <w:r>
         <w:rPr>
           <w:rFonts w:ascii="Arial Narrow" w:hAnsi="Arial Narrow" w:eastAsia="Arial Narrow" w:cs="Arial Narrow"/>
           <w:color w:val="auto"/>
@@ -3652,15 +3677,15 @@
         </w:rPr>
         <w:drawing>
           <wp:inline distT="0" distB="0" distL="114300" distR="114300">
-            <wp:extent cx="4680000" cy="3140280"/>
+            <wp:extent cx="4679950" cy="3140075"/>
             <wp:effectExtent l="0" t="0" r="0" b="0"/>
             <wp:docPr id="1006" name="Picture 1006"/>
             <wp:cNvGraphicFramePr>
-              <a:graphicFrameLocks noChangeAspect="1"/>
+              <a:graphicFrameLocks xmlns:a="http://schemas.openxmlformats.org/drawingml/2006/main" noChangeAspect="1"/>
             </wp:cNvGraphicFramePr>
-            <a:graphic>
+            <a:graphic xmlns:a="http://schemas.openxmlformats.org/drawingml/2006/main">
               <a:graphicData uri="http://schemas.openxmlformats.org/drawingml/2006/picture">
-                <pic:pic>
+                <pic:pic xmlns:pic="http://schemas.openxmlformats.org/drawingml/2006/picture">
                   <pic:nvPicPr>
                     <pic:cNvPr id="1006" name="Picture 1006"/>
                     <pic:cNvPicPr>
@@ -3668,7 +3693,7 @@
                     </pic:cNvPicPr>
                   </pic:nvPicPr>
                   <pic:blipFill>
-                    <a:blip r:embed="rId17"/>
+                    <a:blip r:embed="rId11"/>
                     <a:stretch>
                       <a:fillRect/>
                     </a:stretch>
@@ -3719,7 +3744,7 @@
           <w:sz w:val="24"/>
           <w:szCs w:val="28"/>
         </w:rPr>
-        <w:t xml:space="preserve">Рисунок 6 — Эпюра продольных сил Nz.</w:t>
+        <w:t>Рисунок 6 — Эпюра продольных сил Nz.</w:t>
       </w:r>
     </w:p>
     <w:p>
@@ -3744,7 +3769,7 @@
           <w:szCs w:val="28"/>
         </w:rPr>
       </w:pPr>
-      <w:r xmlns:a="http://schemas.openxmlformats.org/drawingml/2006/main" xmlns:pic="http://schemas.openxmlformats.org/drawingml/2006/picture">
+      <w:r>
         <w:rPr>
           <w:rFonts w:ascii="Arial Narrow" w:hAnsi="Arial Narrow" w:eastAsia="Arial Narrow" w:cs="Arial Narrow"/>
           <w:color w:val="auto"/>
@@ -3753,15 +3778,15 @@
         </w:rPr>
         <w:drawing>
           <wp:inline distT="0" distB="0" distL="114300" distR="114300">
-            <wp:extent cx="4680000" cy="3210480"/>
+            <wp:extent cx="4679950" cy="3209925"/>
             <wp:effectExtent l="0" t="0" r="0" b="0"/>
             <wp:docPr id="1007" name="Picture 1007"/>
             <wp:cNvGraphicFramePr>
-              <a:graphicFrameLocks noChangeAspect="1"/>
+              <a:graphicFrameLocks xmlns:a="http://schemas.openxmlformats.org/drawingml/2006/main" noChangeAspect="1"/>
             </wp:cNvGraphicFramePr>
-            <a:graphic>
+            <a:graphic xmlns:a="http://schemas.openxmlformats.org/drawingml/2006/main">
               <a:graphicData uri="http://schemas.openxmlformats.org/drawingml/2006/picture">
-                <pic:pic>
+                <pic:pic xmlns:pic="http://schemas.openxmlformats.org/drawingml/2006/picture">
                   <pic:nvPicPr>
                     <pic:cNvPr id="1007" name="Picture 1007"/>
                     <pic:cNvPicPr>
@@ -3769,7 +3794,7 @@
                     </pic:cNvPicPr>
                   </pic:nvPicPr>
                   <pic:blipFill>
-                    <a:blip r:embed="rId18"/>
+                    <a:blip r:embed="rId12"/>
                     <a:stretch>
                       <a:fillRect/>
                     </a:stretch>
@@ -3820,7 +3845,7 @@
           <w:sz w:val="24"/>
           <w:szCs w:val="28"/>
         </w:rPr>
-        <w:t xml:space="preserve">Рисунок 7 — Эпюра нормальных напряжений σz.</w:t>
+        <w:t>Рисунок 7 — Эпюра нормальных напряжений σz.</w:t>
       </w:r>
     </w:p>
     <w:p>
@@ -3845,7 +3870,7 @@
           <w:szCs w:val="28"/>
         </w:rPr>
       </w:pPr>
-      <w:r xmlns:a="http://schemas.openxmlformats.org/drawingml/2006/main" xmlns:pic="http://schemas.openxmlformats.org/drawingml/2006/picture">
+      <w:r>
         <w:rPr>
           <w:rFonts w:ascii="Arial Narrow" w:hAnsi="Arial Narrow" w:eastAsia="Arial Narrow" w:cs="Arial Narrow"/>
           <w:color w:val="auto"/>
@@ -3854,15 +3879,15 @@
         </w:rPr>
         <w:drawing>
           <wp:inline distT="0" distB="0" distL="114300" distR="114300">
-            <wp:extent cx="4680000" cy="3276000"/>
+            <wp:extent cx="4679950" cy="3275965"/>
             <wp:effectExtent l="0" t="0" r="0" b="0"/>
             <wp:docPr id="1008" name="Picture 1008"/>
             <wp:cNvGraphicFramePr>
-              <a:graphicFrameLocks noChangeAspect="1"/>
+              <a:graphicFrameLocks xmlns:a="http://schemas.openxmlformats.org/drawingml/2006/main" noChangeAspect="1"/>
             </wp:cNvGraphicFramePr>
-            <a:graphic>
+            <a:graphic xmlns:a="http://schemas.openxmlformats.org/drawingml/2006/main">
               <a:graphicData uri="http://schemas.openxmlformats.org/drawingml/2006/picture">
-                <pic:pic>
+                <pic:pic xmlns:pic="http://schemas.openxmlformats.org/drawingml/2006/picture">
                   <pic:nvPicPr>
                     <pic:cNvPr id="1008" name="Picture 1008"/>
                     <pic:cNvPicPr>
@@ -3870,7 +3895,7 @@
                     </pic:cNvPicPr>
                   </pic:nvPicPr>
                   <pic:blipFill>
-                    <a:blip r:embed="rId19"/>
+                    <a:blip r:embed="rId13"/>
                     <a:stretch>
                       <a:fillRect/>
                     </a:stretch>
@@ -3921,7 +3946,7 @@
           <w:sz w:val="24"/>
           <w:szCs w:val="28"/>
         </w:rPr>
-        <w:t xml:space="preserve">Рисунок 8 — Эпюра перемещений.</w:t>
+        <w:t>Рисунок 8 — Эпюра перемещений.</w:t>
       </w:r>
     </w:p>
     <w:p>
@@ -4015,7 +4040,7 @@
           <w:sz w:val="24"/>
           <w:szCs w:val="28"/>
         </w:rPr>
-        <w:t xml:space="preserve">2. Статически неопределимые стержневые системы</w:t>
+        <w:t>2. Статически неопределимые стержневые системы</w:t>
       </w:r>
     </w:p>
     <w:p>
@@ -4049,7 +4074,7 @@
           <w:sz w:val="24"/>
           <w:szCs w:val="28"/>
         </w:rPr>
-        <w:t xml:space="preserve">Дано: схема статически неопределимой стержневой системы №9 (рис. 9); [σ] = 160 МПа; F = 1000 кН; A2/A1 = 1,2.</w:t>
+        <w:t>Дано: схема статически неопределимой стержневой системы №9 (рис. 9); [σ] = 160 МПа; F = 1000 кН; A2/A1 = 1,2.</w:t>
       </w:r>
     </w:p>
     <w:p>
@@ -4074,7 +4099,7 @@
           <w:szCs w:val="28"/>
         </w:rPr>
       </w:pPr>
-      <w:r xmlns:a="http://schemas.openxmlformats.org/drawingml/2006/main" xmlns:pic="http://schemas.openxmlformats.org/drawingml/2006/picture">
+      <w:r>
         <w:rPr>
           <w:rFonts w:ascii="Arial Narrow" w:hAnsi="Arial Narrow" w:eastAsia="Arial Narrow" w:cs="Arial Narrow"/>
           <w:color w:val="auto"/>
@@ -4083,15 +4108,15 @@
         </w:rPr>
         <w:drawing>
           <wp:inline distT="0" distB="0" distL="114300" distR="114300">
-            <wp:extent cx="3600000" cy="3121200"/>
+            <wp:extent cx="3599815" cy="3121025"/>
             <wp:effectExtent l="0" t="0" r="0" b="0"/>
             <wp:docPr id="1009" name="Picture 1009"/>
             <wp:cNvGraphicFramePr>
-              <a:graphicFrameLocks noChangeAspect="1"/>
+              <a:graphicFrameLocks xmlns:a="http://schemas.openxmlformats.org/drawingml/2006/main" noChangeAspect="1"/>
             </wp:cNvGraphicFramePr>
-            <a:graphic>
+            <a:graphic xmlns:a="http://schemas.openxmlformats.org/drawingml/2006/main">
               <a:graphicData uri="http://schemas.openxmlformats.org/drawingml/2006/picture">
-                <pic:pic>
+                <pic:pic xmlns:pic="http://schemas.openxmlformats.org/drawingml/2006/picture">
                   <pic:nvPicPr>
                     <pic:cNvPr id="1009" name="Picture 1009"/>
                     <pic:cNvPicPr>
@@ -4099,7 +4124,7 @@
                     </pic:cNvPicPr>
                   </pic:nvPicPr>
                   <pic:blipFill>
-                    <a:blip r:embed="rId14"/>
+                    <a:blip r:embed="rId8"/>
                     <a:stretch>
                       <a:fillRect/>
                     </a:stretch>
@@ -4150,7 +4175,7 @@
           <w:sz w:val="24"/>
           <w:szCs w:val="28"/>
         </w:rPr>
-        <w:t xml:space="preserve">Рисунок 9 — Расчётная схема стержневой системы №9.</w:t>
+        <w:t>Рисунок 9 — Расчётная схема стержневой системы №9.</w:t>
       </w:r>
     </w:p>
     <w:p>
@@ -4210,7 +4235,7 @@
           <w:sz w:val="24"/>
           <w:szCs w:val="28"/>
         </w:rPr>
-        <w:t xml:space="preserve">Решение</w:t>
+        <w:t>Решение</w:t>
       </w:r>
     </w:p>
     <w:p>
@@ -4391,7 +4416,7 @@
             <w:szCs w:val="28"/>
             <w:lang w:val="ru-RU" w:bidi="ar-SA"/>
           </w:rPr>
-          <m:t>3aF - N1·2a·tg30° - N2·4a·tg30° = 0</m:t>
+          <m:t>3aF − N1·2a·tg30° − N2·4a·tg30° = 0</m:t>
         </m:r>
       </m:oMath>
       <w:r>
@@ -4630,7 +4655,7 @@
           <w:sz w:val="24"/>
           <w:szCs w:val="28"/>
         </w:rPr>
-        <w:t xml:space="preserve">3. Круглые валы</w:t>
+        <w:t>3. Круглые валы</w:t>
       </w:r>
     </w:p>
     <w:p>
@@ -4664,7 +4689,7 @@
           <w:sz w:val="24"/>
           <w:szCs w:val="28"/>
         </w:rPr>
-        <w:t xml:space="preserve">Дано: схема стального вала со значениями моментов №9 (рис. 10); [τ] = 50 МПа; [θ] = 8 мрад/м; G = 80 ГПа; a = 0,2 м.</w:t>
+        <w:t>Дано: схема стального вала со значениями моментов №9 (рис. 10); [τ] = 50 МПа; [θ] = 8 мрад/м; G = 80 ГПа; a = 0,2 м.</w:t>
       </w:r>
     </w:p>
     <w:p>
@@ -4689,7 +4714,7 @@
           <w:szCs w:val="28"/>
         </w:rPr>
       </w:pPr>
-      <w:r xmlns:a="http://schemas.openxmlformats.org/drawingml/2006/main" xmlns:pic="http://schemas.openxmlformats.org/drawingml/2006/picture">
+      <w:r>
         <w:rPr>
           <w:rFonts w:ascii="Arial Narrow" w:hAnsi="Arial Narrow" w:eastAsia="Arial Narrow" w:cs="Arial Narrow"/>
           <w:color w:val="auto"/>
@@ -4698,15 +4723,15 @@
         </w:rPr>
         <w:drawing>
           <wp:inline distT="0" distB="0" distL="114300" distR="114300">
-            <wp:extent cx="4680000" cy="1886040"/>
+            <wp:extent cx="4679950" cy="1885950"/>
             <wp:effectExtent l="0" t="0" r="0" b="0"/>
             <wp:docPr id="1010" name="Picture 1010"/>
             <wp:cNvGraphicFramePr>
-              <a:graphicFrameLocks noChangeAspect="1"/>
+              <a:graphicFrameLocks xmlns:a="http://schemas.openxmlformats.org/drawingml/2006/main" noChangeAspect="1"/>
             </wp:cNvGraphicFramePr>
-            <a:graphic>
+            <a:graphic xmlns:a="http://schemas.openxmlformats.org/drawingml/2006/main">
               <a:graphicData uri="http://schemas.openxmlformats.org/drawingml/2006/picture">
-                <pic:pic>
+                <pic:pic xmlns:pic="http://schemas.openxmlformats.org/drawingml/2006/picture">
                   <pic:nvPicPr>
                     <pic:cNvPr id="1010" name="Picture 1010"/>
                     <pic:cNvPicPr>
@@ -4714,7 +4739,7 @@
                     </pic:cNvPicPr>
                   </pic:nvPicPr>
                   <pic:blipFill>
-                    <a:blip r:embed="rId15"/>
+                    <a:blip r:embed="rId9"/>
                     <a:stretch>
                       <a:fillRect/>
                     </a:stretch>
@@ -4765,7 +4790,7 @@
           <w:sz w:val="24"/>
           <w:szCs w:val="28"/>
         </w:rPr>
-        <w:t xml:space="preserve">Рисунок 10 — Схема вала №9.</w:t>
+        <w:t>Рисунок 10 — Схема вала №9.</w:t>
       </w:r>
     </w:p>
     <w:p>
@@ -4825,7 +4850,7 @@
           <w:sz w:val="24"/>
           <w:szCs w:val="28"/>
         </w:rPr>
-        <w:t xml:space="preserve">Решение</w:t>
+        <w:t>Решение</w:t>
       </w:r>
     </w:p>
     <w:p>
@@ -5139,7 +5164,7 @@
           <w:sz w:val="24"/>
           <w:szCs w:val="28"/>
         </w:rPr>
-        <w:t xml:space="preserve">4. Расчёт балок на прочность и жёсткость</w:t>
+        <w:t>4. Расчёт балок на прочность и жёсткость</w:t>
       </w:r>
     </w:p>
     <w:p>
@@ -5173,7 +5198,7 @@
           <w:sz w:val="24"/>
           <w:szCs w:val="28"/>
         </w:rPr>
-        <w:t xml:space="preserve">Дано: расчётные схемы стальных балок №9 (рис. 11); [σ] = 160 МПа; KF = 2; KM = 2; q = 20 кН/м; a = 1 м; F = 40 кН; M = 40 кН·м; l/[f] = 800.</w:t>
+        <w:t>Дано: расчётные схемы стальных балок №9 (рис. 11); [σ] = 160 МПа; KF = 2; KM = 2; q = 20 кН/м; a = 1 м; F = 40 кН; M = 40 кН·м; l/[f] = 800.</w:t>
       </w:r>
     </w:p>
     <w:p>
@@ -5198,7 +5223,7 @@
           <w:szCs w:val="28"/>
         </w:rPr>
       </w:pPr>
-      <w:r xmlns:a="http://schemas.openxmlformats.org/drawingml/2006/main" xmlns:pic="http://schemas.openxmlformats.org/drawingml/2006/picture">
+      <w:r>
         <w:rPr>
           <w:rFonts w:ascii="Arial Narrow" w:hAnsi="Arial Narrow" w:eastAsia="Arial Narrow" w:cs="Arial Narrow"/>
           <w:color w:val="auto"/>
@@ -5207,15 +5232,15 @@
         </w:rPr>
         <w:drawing>
           <wp:inline distT="0" distB="0" distL="114300" distR="114300">
-            <wp:extent cx="4680000" cy="4230720"/>
+            <wp:extent cx="4679950" cy="4230370"/>
             <wp:effectExtent l="0" t="0" r="0" b="0"/>
             <wp:docPr id="1011" name="Picture 1011"/>
             <wp:cNvGraphicFramePr>
-              <a:graphicFrameLocks noChangeAspect="1"/>
+              <a:graphicFrameLocks xmlns:a="http://schemas.openxmlformats.org/drawingml/2006/main" noChangeAspect="1"/>
             </wp:cNvGraphicFramePr>
-            <a:graphic>
+            <a:graphic xmlns:a="http://schemas.openxmlformats.org/drawingml/2006/main">
               <a:graphicData uri="http://schemas.openxmlformats.org/drawingml/2006/picture">
-                <pic:pic>
+                <pic:pic xmlns:pic="http://schemas.openxmlformats.org/drawingml/2006/picture">
                   <pic:nvPicPr>
                     <pic:cNvPr id="1011" name="Picture 1011"/>
                     <pic:cNvPicPr>
@@ -5223,7 +5248,7 @@
                     </pic:cNvPicPr>
                   </pic:nvPicPr>
                   <pic:blipFill>
-                    <a:blip r:embed="rId16"/>
+                    <a:blip r:embed="rId10"/>
                     <a:stretch>
                       <a:fillRect/>
                     </a:stretch>
@@ -5274,7 +5299,7 @@
           <w:sz w:val="24"/>
           <w:szCs w:val="28"/>
         </w:rPr>
-        <w:t xml:space="preserve">Рисунок 11 — Расчётные схемы и сечения для варианта 9.</w:t>
+        <w:t>Рисунок 11 — Расчётные схемы и сечения для варианта 9.</w:t>
       </w:r>
     </w:p>
     <w:p>
@@ -5334,7 +5359,7 @@
           <w:sz w:val="24"/>
           <w:szCs w:val="28"/>
         </w:rPr>
-        <w:t xml:space="preserve">Решение</w:t>
+        <w:t>Решение</w:t>
       </w:r>
     </w:p>
     <w:p>
@@ -6730,7 +6755,7 @@
           <w:szCs w:val="28"/>
         </w:rPr>
       </w:pPr>
-      <w:r xmlns:a="http://schemas.openxmlformats.org/drawingml/2006/main" xmlns:pic="http://schemas.openxmlformats.org/drawingml/2006/picture">
+      <w:r>
         <w:rPr>
           <w:rFonts w:ascii="Arial Narrow" w:hAnsi="Arial Narrow" w:eastAsia="Arial Narrow" w:cs="Arial Narrow"/>
           <w:color w:val="auto"/>
@@ -6739,15 +6764,15 @@
         </w:rPr>
         <w:drawing>
           <wp:inline distT="0" distB="0" distL="114300" distR="114300">
-            <wp:extent cx="4680000" cy="1675440"/>
+            <wp:extent cx="4679950" cy="1675130"/>
             <wp:effectExtent l="0" t="0" r="0" b="0"/>
             <wp:docPr id="1012" name="Picture 1012"/>
             <wp:cNvGraphicFramePr>
-              <a:graphicFrameLocks noChangeAspect="1"/>
+              <a:graphicFrameLocks xmlns:a="http://schemas.openxmlformats.org/drawingml/2006/main" noChangeAspect="1"/>
             </wp:cNvGraphicFramePr>
-            <a:graphic>
+            <a:graphic xmlns:a="http://schemas.openxmlformats.org/drawingml/2006/main">
               <a:graphicData uri="http://schemas.openxmlformats.org/drawingml/2006/picture">
-                <pic:pic>
+                <pic:pic xmlns:pic="http://schemas.openxmlformats.org/drawingml/2006/picture">
                   <pic:nvPicPr>
                     <pic:cNvPr id="1012" name="Picture 1012"/>
                     <pic:cNvPicPr>
@@ -6755,7 +6780,7 @@
                     </pic:cNvPicPr>
                   </pic:nvPicPr>
                   <pic:blipFill>
-                    <a:blip r:embed="rId20"/>
+                    <a:blip r:embed="rId14"/>
                     <a:stretch>
                       <a:fillRect/>
                     </a:stretch>
@@ -6806,7 +6831,7 @@
           <w:sz w:val="24"/>
           <w:szCs w:val="28"/>
         </w:rPr>
-        <w:t xml:space="preserve">Рисунок 12 — Эпюры нормальных и касательных напряжений в двутавре №40.</w:t>
+        <w:t>Рисунок 12 — Эпюры нормальных и касательных напряжений в двутавре №40.</w:t>
       </w:r>
     </w:p>
     <w:p>
@@ -7124,7 +7149,6 @@
         <w:t xml:space="preserve">Для рис. 14.12 принимаем схему 9: консоль длиной 2a, нагрузка q на первом участке a, сила F в сечении x = a и момент M на свободном конце. В заделке </w:t>
       </w:r>
       <m:oMath>
-        <w:bookmarkStart w:id="1" w:name="_GoBack"/>
         <m:r>
           <m:rPr>
             <m:sty m:val="p"/>
@@ -7139,7 +7163,6 @@
           <m:t>Mmax = q·a·a/2 + F·a + M = 10 + 40 + 40 = 90 кН·м.</m:t>
         </m:r>
       </m:oMath>
-      <w:bookmarkEnd w:id="1"/>
     </w:p>
     <w:p>
       <w:pPr>
@@ -7516,7 +7539,7 @@
           <w:szCs w:val="28"/>
         </w:rPr>
       </w:pPr>
-      <w:r xmlns:a="http://schemas.openxmlformats.org/drawingml/2006/main" xmlns:pic="http://schemas.openxmlformats.org/drawingml/2006/picture">
+      <w:r>
         <w:rPr>
           <w:rFonts w:ascii="Arial Narrow" w:hAnsi="Arial Narrow" w:eastAsia="Arial Narrow" w:cs="Arial Narrow"/>
           <w:color w:val="auto"/>
@@ -7525,15 +7548,15 @@
         </w:rPr>
         <w:drawing>
           <wp:inline distT="0" distB="0" distL="114300" distR="114300">
-            <wp:extent cx="4680000" cy="3748680"/>
+            <wp:extent cx="4679950" cy="3748405"/>
             <wp:effectExtent l="0" t="0" r="0" b="0"/>
             <wp:docPr id="1013" name="Picture 1013"/>
             <wp:cNvGraphicFramePr>
-              <a:graphicFrameLocks noChangeAspect="1"/>
+              <a:graphicFrameLocks xmlns:a="http://schemas.openxmlformats.org/drawingml/2006/main" noChangeAspect="1"/>
             </wp:cNvGraphicFramePr>
-            <a:graphic>
+            <a:graphic xmlns:a="http://schemas.openxmlformats.org/drawingml/2006/main">
               <a:graphicData uri="http://schemas.openxmlformats.org/drawingml/2006/picture">
-                <pic:pic>
+                <pic:pic xmlns:pic="http://schemas.openxmlformats.org/drawingml/2006/picture">
                   <pic:nvPicPr>
                     <pic:cNvPr id="1013" name="Picture 1013"/>
                     <pic:cNvPicPr>
@@ -7541,7 +7564,7 @@
                     </pic:cNvPicPr>
                   </pic:nvPicPr>
                   <pic:blipFill>
-                    <a:blip r:embed="rId21"/>
+                    <a:blip r:embed="rId15"/>
                     <a:stretch>
                       <a:fillRect/>
                     </a:stretch>
@@ -7592,7 +7615,7 @@
           <w:sz w:val="24"/>
           <w:szCs w:val="28"/>
         </w:rPr>
-        <w:t xml:space="preserve">Рисунок 13 — Эпюра изгибающих моментов и эпюра прогибов для схемы 14.10.</w:t>
+        <w:t>Рисунок 13 — Эпюра изгибающих моментов и эпюра прогибов для схемы 14.10.</w:t>
       </w:r>
     </w:p>
     <w:p>
@@ -7638,13 +7661,13 @@
         </w:tblCellMar>
       </w:tblPr>
       <w:tblGrid>
-        <w:gridCol w:w="1350"/>
-        <w:gridCol w:w="1353"/>
-        <w:gridCol w:w="1354"/>
-        <w:gridCol w:w="1354"/>
-        <w:gridCol w:w="1354"/>
-        <w:gridCol w:w="1354"/>
-        <w:gridCol w:w="1354"/>
+        <w:gridCol w:w="1384"/>
+        <w:gridCol w:w="1384"/>
+        <w:gridCol w:w="1384"/>
+        <w:gridCol w:w="1384"/>
+        <w:gridCol w:w="1384"/>
+        <w:gridCol w:w="1384"/>
+        <w:gridCol w:w="1384"/>
       </w:tblGrid>
       <w:tr>
         <w:trPr>
@@ -8708,7 +8731,7 @@
           <w:sz w:val="24"/>
           <w:szCs w:val="28"/>
         </w:rPr>
-        <w:t xml:space="preserve">Алгоритм решения</w:t>
+        <w:t>Алгоритм решения</w:t>
       </w:r>
     </w:p>
     <w:p>
@@ -8776,7 +8799,7 @@
           <w:szCs w:val="28"/>
         </w:rPr>
       </w:pPr>
-      <w:r xmlns:a="http://schemas.openxmlformats.org/drawingml/2006/main" xmlns:pic="http://schemas.openxmlformats.org/drawingml/2006/picture">
+      <w:r>
         <w:rPr>
           <w:rFonts w:ascii="Arial Narrow" w:hAnsi="Arial Narrow" w:eastAsia="Arial Narrow" w:cs="Arial Narrow"/>
           <w:color w:val="auto"/>
@@ -8785,15 +8808,15 @@
         </w:rPr>
         <w:drawing>
           <wp:inline distT="0" distB="0" distL="114300" distR="114300">
-            <wp:extent cx="3600000" cy="3121200"/>
+            <wp:extent cx="3599815" cy="3121025"/>
             <wp:effectExtent l="0" t="0" r="0" b="0"/>
             <wp:docPr id="1014" name="Picture 1014"/>
             <wp:cNvGraphicFramePr>
-              <a:graphicFrameLocks noChangeAspect="1"/>
+              <a:graphicFrameLocks xmlns:a="http://schemas.openxmlformats.org/drawingml/2006/main" noChangeAspect="1"/>
             </wp:cNvGraphicFramePr>
-            <a:graphic>
+            <a:graphic xmlns:a="http://schemas.openxmlformats.org/drawingml/2006/main">
               <a:graphicData uri="http://schemas.openxmlformats.org/drawingml/2006/picture">
-                <pic:pic>
+                <pic:pic xmlns:pic="http://schemas.openxmlformats.org/drawingml/2006/picture">
                   <pic:nvPicPr>
                     <pic:cNvPr id="1014" name="Picture 1014"/>
                     <pic:cNvPicPr>
@@ -8801,7 +8824,7 @@
                     </pic:cNvPicPr>
                   </pic:nvPicPr>
                   <pic:blipFill>
-                    <a:blip r:embed="rId14"/>
+                    <a:blip r:embed="rId8"/>
                     <a:stretch>
                       <a:fillRect/>
                     </a:stretch>
@@ -8852,7 +8875,7 @@
           <w:sz w:val="24"/>
           <w:szCs w:val="28"/>
         </w:rPr>
-        <w:t xml:space="preserve">Рисунок 14 — Расчётная схема статически неопределимой стержневой системы.</w:t>
+        <w:t>Рисунок 14 — Расчётная схема статически неопределимой стержневой системы.</w:t>
       </w:r>
     </w:p>
     <w:p>
@@ -9031,8 +9054,8 @@
       </w:r>
     </w:p>
     <w:sectPr>
-      <w:headerReference w:type="first" r:id="rId22"/>
-      <w:headerReference w:type="default" r:id="rId23"/>
+      <w:headerReference r:id="rId4" w:type="first"/>
+      <w:headerReference r:id="rId3" w:type="default"/>
       <w:pgSz w:w="11906" w:h="16838"/>
       <w:pgMar w:top="851" w:right="680" w:bottom="1588" w:left="1418" w:header="510" w:footer="510" w:gutter="0"/>
       <w:cols w:space="720" w:num="1"/>
@@ -9043,13 +9066,7 @@
 </file>
 
 <file path=word/header1.xml><?xml version="1.0" encoding="utf-8"?>
-<w:hdr xmlns:w="http://schemas.openxmlformats.org/wordprocessingml/2006/main">
-  <w:p/>
-</w:hdr>
-</file>
-
-<file path=word/header2.xml><?xml version="1.0" encoding="utf-8"?>
-<w:hdr xmlns:wpc="http://schemas.microsoft.com/office/word/2010/wordprocessingCanvas" xmlns:mc="http://schemas.openxmlformats.org/markup-compatibility/2006" xmlns:o="urn:schemas-microsoft-com:office:office" xmlns:r="http://schemas.openxmlformats.org/officeDocument/2006/relationships" xmlns:m="http://schemas.openxmlformats.org/officeDocument/2006/math" xmlns:v="urn:schemas-microsoft-com:vml" xmlns:wp14="http://schemas.microsoft.com/office/word/2010/wordprocessingDrawing" xmlns:wp="http://schemas.openxmlformats.org/drawingml/2006/wordprocessingDrawing" xmlns:w="http://schemas.openxmlformats.org/wordprocessingml/2006/main" xmlns:w14="http://schemas.microsoft.com/office/word/2010/wordml" xmlns:w10="urn:schemas-microsoft-com:office:word" xmlns:w15="http://schemas.microsoft.com/office/word/2012/wordml" xmlns:wpg="http://schemas.microsoft.com/office/word/2010/wordprocessingGroup" xmlns:wpi="http://schemas.microsoft.com/office/word/2010/wordprocessingInk" xmlns:wne="http://schemas.microsoft.com/office/word/2006/wordml" xmlns:wps="http://schemas.microsoft.com/office/word/2010/wordprocessingShape" xmlns:wpsCustomData="http://www.wps.cn/officeDocument/2013/wpsCustomData">
+<w:hdr xmlns:wpc="http://schemas.microsoft.com/office/word/2010/wordprocessingCanvas" xmlns:mc="http://schemas.openxmlformats.org/markup-compatibility/2006" xmlns:o="urn:schemas-microsoft-com:office:office" xmlns:r="http://schemas.openxmlformats.org/officeDocument/2006/relationships" xmlns:m="http://schemas.openxmlformats.org/officeDocument/2006/math" xmlns:v="urn:schemas-microsoft-com:vml" xmlns:wp14="http://schemas.microsoft.com/office/word/2010/wordprocessingDrawing" xmlns:wp="http://schemas.openxmlformats.org/drawingml/2006/wordprocessingDrawing" xmlns:w10="urn:schemas-microsoft-com:office:word" xmlns:w="http://schemas.openxmlformats.org/wordprocessingml/2006/main" xmlns:w14="http://schemas.microsoft.com/office/word/2010/wordml" xmlns:w15="http://schemas.microsoft.com/office/word/2012/wordml" xmlns:wpg="http://schemas.microsoft.com/office/word/2010/wordprocessingGroup" xmlns:wpi="http://schemas.microsoft.com/office/word/2010/wordprocessingInk" xmlns:wne="http://schemas.microsoft.com/office/word/2006/wordml" xmlns:wps="http://schemas.microsoft.com/office/word/2010/wordprocessingShape" xmlns:wpsCustomData="http://www.wps.cn/officeDocument/2013/wpsCustomData" mc:Ignorable="w14 w15 wp14">
   <w:p>
     <w:pPr>
       <w:pStyle w:val="9"/>
@@ -9561,16 +9578,7 @@
                                       <w:szCs w:val="22"/>
                                       <w:lang w:val="ru-RU"/>
                                     </w:rPr>
-                                    <w:t xml:space="preserve">Расчётно-графическое задание</w:t>
-                                  </w:r>
-                                  <w:r>
-                                    <w:rPr>
-                                      <w:rFonts w:ascii="Arial Narrow" w:hAnsi="Arial Narrow"/>
-                                      <w:iCs/>
-                                      <w:sz w:val="24"/>
-                                      <w:szCs w:val="24"/>
-                                    </w:rPr>
-                                    <w:t/>
+                                    <w:t>Расчётно-графическое задание</w:t>
                                   </w:r>
                                 </w:p>
                               </w:tc>
@@ -9753,16 +9761,31 @@
                                       <w:lang w:val="ru-RU"/>
                                     </w:rPr>
                                   </w:pPr>
-                                  <w:fldSimple w:instr=" PAGE  \* MERGEFORMAT ">
-                                    <w:r>
-                                      <w:rPr>
-                                        <w:rFonts w:ascii="Arial Narrow" w:hAnsi="Arial Narrow"/>
-                                        <w:sz w:val="20"/>
-                                        <w:lang w:val="ru-RU"/>
-                                      </w:rPr>
-                                      <w:t>2</w:t>
-                                    </w:r>
-                                  </w:fldSimple>
+                                  <w:r>
+                                    <w:fldChar w:fldCharType="begin"/>
+                                  </w:r>
+                                  <w:r>
+                                    <w:instrText xml:space="preserve"> PAGE  \* MERGEFORMAT </w:instrText>
+                                  </w:r>
+                                  <w:r>
+                                    <w:fldChar w:fldCharType="separate"/>
+                                  </w:r>
+                                  <w:r>
+                                    <w:rPr>
+                                      <w:rFonts w:ascii="Arial Narrow" w:hAnsi="Arial Narrow"/>
+                                      <w:sz w:val="20"/>
+                                      <w:lang w:val="ru-RU"/>
+                                    </w:rPr>
+                                    <w:t>2</w:t>
+                                  </w:r>
+                                  <w:r>
+                                    <w:rPr>
+                                      <w:rFonts w:ascii="Arial Narrow" w:hAnsi="Arial Narrow"/>
+                                      <w:sz w:val="20"/>
+                                      <w:lang w:val="ru-RU"/>
+                                    </w:rPr>
+                                    <w:fldChar w:fldCharType="end"/>
+                                  </w:r>
                                 </w:p>
                               </w:tc>
                             </w:tr>
@@ -10183,16 +10206,7 @@
                                 <w:szCs w:val="22"/>
                                 <w:lang w:val="ru-RU"/>
                               </w:rPr>
-                              <w:t xml:space="preserve">Расчётно-графическое задание</w:t>
-                            </w:r>
-                            <w:r>
-                              <w:rPr>
-                                <w:rFonts w:ascii="Arial Narrow" w:hAnsi="Arial Narrow"/>
-                                <w:iCs/>
-                                <w:sz w:val="24"/>
-                                <w:szCs w:val="24"/>
-                              </w:rPr>
-                              <w:t/>
+                              <w:t>Расчётно-графическое задание</w:t>
                             </w:r>
                           </w:p>
                         </w:tc>
@@ -10376,12 +10390,29 @@
                               </w:rPr>
                             </w:pPr>
                             <w:r>
+                              <w:fldChar w:fldCharType="begin"/>
+                            </w:r>
+                            <w:r>
+                              <w:instrText xml:space="preserve"> PAGE  \* MERGEFORMAT </w:instrText>
+                            </w:r>
+                            <w:r>
+                              <w:fldChar w:fldCharType="separate"/>
+                            </w:r>
+                            <w:r>
                               <w:rPr>
                                 <w:rFonts w:ascii="Arial Narrow" w:hAnsi="Arial Narrow"/>
                                 <w:sz w:val="20"/>
                                 <w:lang w:val="ru-RU"/>
                               </w:rPr>
                               <w:t>2</w:t>
+                            </w:r>
+                            <w:r>
+                              <w:rPr>
+                                <w:rFonts w:ascii="Arial Narrow" w:hAnsi="Arial Narrow"/>
+                                <w:sz w:val="20"/>
+                                <w:lang w:val="ru-RU"/>
+                              </w:rPr>
+                              <w:fldChar w:fldCharType="end"/>
                             </w:r>
                           </w:p>
                         </w:tc>
@@ -10593,6 +10624,12 @@
       </mc:AlternateContent>
     </w:r>
   </w:p>
+</w:hdr>
+</file>
+
+<file path=word/header2.xml><?xml version="1.0" encoding="utf-8"?>
+<w:hdr xmlns:wpc="http://schemas.microsoft.com/office/word/2010/wordprocessingCanvas" xmlns:mc="http://schemas.openxmlformats.org/markup-compatibility/2006" xmlns:o="urn:schemas-microsoft-com:office:office" xmlns:r="http://schemas.openxmlformats.org/officeDocument/2006/relationships" xmlns:m="http://schemas.openxmlformats.org/officeDocument/2006/math" xmlns:v="urn:schemas-microsoft-com:vml" xmlns:wp14="http://schemas.microsoft.com/office/word/2010/wordprocessingDrawing" xmlns:wp="http://schemas.openxmlformats.org/drawingml/2006/wordprocessingDrawing" xmlns:w10="urn:schemas-microsoft-com:office:word" xmlns:w="http://schemas.openxmlformats.org/wordprocessingml/2006/main" xmlns:w14="http://schemas.microsoft.com/office/word/2010/wordml" xmlns:w15="http://schemas.microsoft.com/office/word/2012/wordml" xmlns:wpg="http://schemas.microsoft.com/office/word/2010/wordprocessingGroup" xmlns:wpi="http://schemas.microsoft.com/office/word/2010/wordprocessingInk" xmlns:wne="http://schemas.microsoft.com/office/word/2006/wordml" xmlns:wps="http://schemas.microsoft.com/office/word/2010/wordprocessingShape" xmlns:wpsCustomData="http://www.wps.cn/officeDocument/2013/wpsCustomData" mc:Ignorable="w14 w15 wp14">
+  <w:p/>
 </w:hdr>
 </file>
 

--- a/RGZ_SOPROMAT_work.docx
+++ b/RGZ_SOPROMAT_work.docx
@@ -270,7 +270,7 @@
           <w:sz w:val="36"/>
           <w:szCs w:val="32"/>
         </w:rPr>
-        <w:t>Расчетно-графическое задание</w:t>
+        <w:t>Содержание расчётно-графического задания</w:t>
       </w:r>
     </w:p>
     <w:p>
